--- a/apartado_doc/Secado_de_cafe_20oct.docx
+++ b/apartado_doc/Secado_de_cafe_20oct.docx
@@ -468,13 +468,750 @@
       </w:sdtPr>
       <w:sdtContent>
         <w:p>
+          <w:pPr>
+            <w:tabs>
+              <w:tab w:val="right" w:leader="dot" w:pos="9350"/>
+            </w:tabs>
+            <w:spacing w:after="0" w:before="0" w:line="360" w:lineRule="auto"/>
+            <w:ind w:left="0" w:right="400"/>
+            <w:jc w:val="left"/>
+          </w:pPr>
           <w:r>
             <w:fldChar w:fldCharType="begin" w:dirty="true"/>
             <w:instrText xml:space="preserve">TOC \h \o "1-3"</w:instrText>
             <w:fldChar w:fldCharType="separate"/>
           </w:r>
+          <w:r>
+            <w:t xml:space="preserve">Introducción y generalidades</w:t>
+          </w:r>
+          <w:r>
+            <w:tab/>
+          </w:r>
+          <w:r>
+            <w:t xml:space="preserve">10</w:t>
+          </w:r>
         </w:p>
         <w:p>
+          <w:pPr>
+            <w:tabs>
+              <w:tab w:val="right" w:leader="dot" w:pos="9350"/>
+            </w:tabs>
+            <w:spacing w:after="0" w:before="0" w:line="360" w:lineRule="auto"/>
+            <w:ind w:left="360" w:right="400"/>
+            <w:jc w:val="left"/>
+          </w:pPr>
+          <w:r>
+            <w:t xml:space="preserve">Importancia y contexto del tema</w:t>
+          </w:r>
+          <w:r>
+            <w:tab/>
+          </w:r>
+          <w:r>
+            <w:t xml:space="preserve">10</w:t>
+          </w:r>
+        </w:p>
+        <w:p>
+          <w:pPr>
+            <w:tabs>
+              <w:tab w:val="right" w:leader="dot" w:pos="9350"/>
+            </w:tabs>
+            <w:spacing w:after="0" w:before="0" w:line="360" w:lineRule="auto"/>
+            <w:ind w:left="360" w:right="400"/>
+            <w:jc w:val="left"/>
+          </w:pPr>
+          <w:r>
+            <w:t xml:space="preserve">Problema de investigación o necesidad técnica</w:t>
+          </w:r>
+          <w:r>
+            <w:tab/>
+          </w:r>
+          <w:r>
+            <w:t xml:space="preserve">10</w:t>
+          </w:r>
+        </w:p>
+        <w:p>
+          <w:pPr>
+            <w:tabs>
+              <w:tab w:val="right" w:leader="dot" w:pos="9350"/>
+            </w:tabs>
+            <w:spacing w:after="0" w:before="0" w:line="360" w:lineRule="auto"/>
+            <w:ind w:left="360" w:right="400"/>
+            <w:jc w:val="left"/>
+          </w:pPr>
+          <w:r>
+            <w:t xml:space="preserve">Pregunta de investigación</w:t>
+          </w:r>
+          <w:r>
+            <w:tab/>
+          </w:r>
+          <w:r>
+            <w:t xml:space="preserve">11</w:t>
+          </w:r>
+        </w:p>
+        <w:p>
+          <w:pPr>
+            <w:tabs>
+              <w:tab w:val="right" w:leader="dot" w:pos="9350"/>
+            </w:tabs>
+            <w:spacing w:after="0" w:before="0" w:line="360" w:lineRule="auto"/>
+            <w:ind w:left="360" w:right="400"/>
+            <w:jc w:val="left"/>
+          </w:pPr>
+          <w:r>
+            <w:t xml:space="preserve">Objetivo general</w:t>
+          </w:r>
+          <w:r>
+            <w:tab/>
+          </w:r>
+          <w:r>
+            <w:t xml:space="preserve">11</w:t>
+          </w:r>
+        </w:p>
+        <w:p>
+          <w:pPr>
+            <w:tabs>
+              <w:tab w:val="right" w:leader="dot" w:pos="9350"/>
+            </w:tabs>
+            <w:spacing w:after="0" w:before="0" w:line="360" w:lineRule="auto"/>
+            <w:ind w:left="360" w:right="400"/>
+            <w:jc w:val="left"/>
+          </w:pPr>
+          <w:r>
+            <w:t xml:space="preserve">Objetivos específicos</w:t>
+          </w:r>
+          <w:r>
+            <w:tab/>
+          </w:r>
+          <w:r>
+            <w:t xml:space="preserve">11</w:t>
+          </w:r>
+        </w:p>
+        <w:p>
+          <w:pPr>
+            <w:tabs>
+              <w:tab w:val="right" w:leader="dot" w:pos="9350"/>
+            </w:tabs>
+            <w:spacing w:after="0" w:before="0" w:line="360" w:lineRule="auto"/>
+            <w:ind w:left="360" w:right="400"/>
+            <w:jc w:val="left"/>
+          </w:pPr>
+          <w:r>
+            <w:t xml:space="preserve">Alcance y criterios de éxito</w:t>
+          </w:r>
+          <w:r>
+            <w:tab/>
+          </w:r>
+          <w:r>
+            <w:t xml:space="preserve">11</w:t>
+          </w:r>
+        </w:p>
+        <w:p>
+          <w:pPr>
+            <w:tabs>
+              <w:tab w:val="right" w:leader="dot" w:pos="9350"/>
+            </w:tabs>
+            <w:spacing w:after="0" w:before="0" w:line="360" w:lineRule="auto"/>
+            <w:ind w:left="0" w:right="400"/>
+            <w:jc w:val="left"/>
+          </w:pPr>
+          <w:r>
+            <w:t xml:space="preserve">Marco de referencia</w:t>
+          </w:r>
+          <w:r>
+            <w:tab/>
+          </w:r>
+          <w:r>
+            <w:t xml:space="preserve">13</w:t>
+          </w:r>
+        </w:p>
+        <w:p>
+          <w:pPr>
+            <w:tabs>
+              <w:tab w:val="right" w:leader="dot" w:pos="9350"/>
+            </w:tabs>
+            <w:spacing w:after="0" w:before="0" w:line="360" w:lineRule="auto"/>
+            <w:ind w:left="360" w:right="400"/>
+            <w:jc w:val="left"/>
+          </w:pPr>
+          <w:r>
+            <w:t xml:space="preserve">Estado del arte y antecedentes técnicos</w:t>
+          </w:r>
+          <w:r>
+            <w:tab/>
+          </w:r>
+          <w:r>
+            <w:t xml:space="preserve">13</w:t>
+          </w:r>
+        </w:p>
+        <w:p>
+          <w:pPr>
+            <w:tabs>
+              <w:tab w:val="right" w:leader="dot" w:pos="9350"/>
+            </w:tabs>
+            <w:spacing w:after="0" w:before="0" w:line="360" w:lineRule="auto"/>
+            <w:ind w:left="360" w:right="400"/>
+            <w:jc w:val="left"/>
+          </w:pPr>
+          <w:r>
+            <w:t xml:space="preserve">Marco teórico</w:t>
+          </w:r>
+          <w:r>
+            <w:tab/>
+          </w:r>
+          <w:r>
+            <w:t xml:space="preserve">14</w:t>
+          </w:r>
+        </w:p>
+        <w:p>
+          <w:pPr>
+            <w:tabs>
+              <w:tab w:val="right" w:leader="dot" w:pos="9350"/>
+            </w:tabs>
+            <w:spacing w:after="0" w:before="0" w:line="360" w:lineRule="auto"/>
+            <w:ind w:left="360" w:right="400"/>
+            <w:jc w:val="left"/>
+          </w:pPr>
+          <w:r>
+            <w:t xml:space="preserve">Marco conceptual</w:t>
+          </w:r>
+          <w:r>
+            <w:tab/>
+          </w:r>
+          <w:r>
+            <w:t xml:space="preserve">15</w:t>
+          </w:r>
+        </w:p>
+        <w:p>
+          <w:pPr>
+            <w:tabs>
+              <w:tab w:val="right" w:leader="dot" w:pos="9350"/>
+            </w:tabs>
+            <w:spacing w:after="0" w:before="0" w:line="360" w:lineRule="auto"/>
+            <w:ind w:left="360" w:right="400"/>
+            <w:jc w:val="left"/>
+          </w:pPr>
+          <w:r>
+            <w:t xml:space="preserve">Marco normativo y de seguridad</w:t>
+          </w:r>
+          <w:r>
+            <w:tab/>
+          </w:r>
+          <w:r>
+            <w:t xml:space="preserve">16</w:t>
+          </w:r>
+        </w:p>
+        <w:p>
+          <w:pPr>
+            <w:tabs>
+              <w:tab w:val="right" w:leader="dot" w:pos="9350"/>
+            </w:tabs>
+            <w:spacing w:after="0" w:before="0" w:line="360" w:lineRule="auto"/>
+            <w:ind w:left="0" w:right="400"/>
+            <w:jc w:val="left"/>
+          </w:pPr>
+          <w:r>
+            <w:t xml:space="preserve">Desarrollo del proyecto</w:t>
+          </w:r>
+          <w:r>
+            <w:tab/>
+          </w:r>
+          <w:r>
+            <w:t xml:space="preserve">17</w:t>
+          </w:r>
+        </w:p>
+        <w:p>
+          <w:pPr>
+            <w:tabs>
+              <w:tab w:val="right" w:leader="dot" w:pos="9350"/>
+            </w:tabs>
+            <w:spacing w:after="0" w:before="0" w:line="360" w:lineRule="auto"/>
+            <w:ind w:left="360" w:right="400"/>
+            <w:jc w:val="left"/>
+          </w:pPr>
+          <w:r>
+            <w:t xml:space="preserve">Método e ingeniería de proyecto</w:t>
+          </w:r>
+          <w:r>
+            <w:tab/>
+          </w:r>
+          <w:r>
+            <w:t xml:space="preserve">17</w:t>
+          </w:r>
+        </w:p>
+        <w:p>
+          <w:pPr>
+            <w:tabs>
+              <w:tab w:val="right" w:leader="dot" w:pos="9350"/>
+            </w:tabs>
+            <w:spacing w:after="0" w:before="0" w:line="360" w:lineRule="auto"/>
+            <w:ind w:left="360" w:right="400"/>
+            <w:jc w:val="left"/>
+          </w:pPr>
+          <w:r>
+            <w:t xml:space="preserve">Diseño y cálculo del modelo de la planta</w:t>
+          </w:r>
+          <w:r>
+            <w:tab/>
+          </w:r>
+          <w:r>
+            <w:t xml:space="preserve">17</w:t>
+          </w:r>
+        </w:p>
+        <w:p>
+          <w:pPr>
+            <w:tabs>
+              <w:tab w:val="right" w:leader="dot" w:pos="9350"/>
+            </w:tabs>
+            <w:spacing w:after="0" w:before="0" w:line="360" w:lineRule="auto"/>
+            <w:ind w:left="720" w:right="400"/>
+            <w:jc w:val="left"/>
+          </w:pPr>
+          <w:r>
+            <w:t xml:space="preserve">Modelo cinético único</w:t>
+          </w:r>
+          <w:r>
+            <w:tab/>
+          </w:r>
+          <w:r>
+            <w:t xml:space="preserve">17</w:t>
+          </w:r>
+        </w:p>
+        <w:p>
+          <w:pPr>
+            <w:tabs>
+              <w:tab w:val="right" w:leader="dot" w:pos="9350"/>
+            </w:tabs>
+            <w:spacing w:after="0" w:before="0" w:line="360" w:lineRule="auto"/>
+            <w:ind w:left="720" w:right="400"/>
+            <w:jc w:val="left"/>
+          </w:pPr>
+          <w:r>
+            <w:t xml:space="preserve">Dimensionamiento del secador supervisado</w:t>
+          </w:r>
+          <w:r>
+            <w:tab/>
+          </w:r>
+          <w:r>
+            <w:t xml:space="preserve">18</w:t>
+          </w:r>
+        </w:p>
+        <w:p>
+          <w:pPr>
+            <w:tabs>
+              <w:tab w:val="right" w:leader="dot" w:pos="9350"/>
+            </w:tabs>
+            <w:spacing w:after="0" w:before="0" w:line="360" w:lineRule="auto"/>
+            <w:ind w:left="720" w:right="400"/>
+            <w:jc w:val="left"/>
+          </w:pPr>
+          <w:r>
+            <w:t xml:space="preserve">Clima de Chinchiná y líneas base</w:t>
+          </w:r>
+          <w:r>
+            <w:tab/>
+          </w:r>
+          <w:r>
+            <w:t xml:space="preserve">19</w:t>
+          </w:r>
+        </w:p>
+        <w:p>
+          <w:pPr>
+            <w:tabs>
+              <w:tab w:val="right" w:leader="dot" w:pos="9350"/>
+            </w:tabs>
+            <w:spacing w:after="0" w:before="0" w:line="360" w:lineRule="auto"/>
+            <w:ind w:left="720" w:right="400"/>
+            <w:jc w:val="left"/>
+          </w:pPr>
+          <w:r>
+            <w:t xml:space="preserve">Validación del modelo</w:t>
+          </w:r>
+          <w:r>
+            <w:tab/>
+          </w:r>
+          <w:r>
+            <w:t xml:space="preserve">19</w:t>
+          </w:r>
+        </w:p>
+        <w:p>
+          <w:pPr>
+            <w:tabs>
+              <w:tab w:val="right" w:leader="dot" w:pos="9350"/>
+            </w:tabs>
+            <w:spacing w:after="0" w:before="0" w:line="360" w:lineRule="auto"/>
+            <w:ind w:left="360" w:right="400"/>
+            <w:jc w:val="left"/>
+          </w:pPr>
+          <w:r>
+            <w:t xml:space="preserve">Diseño de la arquitectura de supervisión IIoT</w:t>
+          </w:r>
+          <w:r>
+            <w:tab/>
+          </w:r>
+          <w:r>
+            <w:t xml:space="preserve">20</w:t>
+          </w:r>
+        </w:p>
+        <w:p>
+          <w:pPr>
+            <w:tabs>
+              <w:tab w:val="right" w:leader="dot" w:pos="9350"/>
+            </w:tabs>
+            <w:spacing w:after="0" w:before="0" w:line="360" w:lineRule="auto"/>
+            <w:ind w:left="720" w:right="400"/>
+            <w:jc w:val="left"/>
+          </w:pPr>
+          <w:r>
+            <w:t xml:space="preserve">Estrategia de control</w:t>
+          </w:r>
+          <w:r>
+            <w:tab/>
+          </w:r>
+          <w:r>
+            <w:t xml:space="preserve">21</w:t>
+          </w:r>
+        </w:p>
+        <w:p>
+          <w:pPr>
+            <w:tabs>
+              <w:tab w:val="right" w:leader="dot" w:pos="9350"/>
+            </w:tabs>
+            <w:spacing w:after="0" w:before="0" w:line="360" w:lineRule="auto"/>
+            <w:ind w:left="720" w:right="400"/>
+            <w:jc w:val="left"/>
+          </w:pPr>
+          <w:r>
+            <w:t xml:space="preserve">Secuencia de operación</w:t>
+          </w:r>
+          <w:r>
+            <w:tab/>
+          </w:r>
+          <w:r>
+            <w:t xml:space="preserve">22</w:t>
+          </w:r>
+        </w:p>
+        <w:p>
+          <w:pPr>
+            <w:tabs>
+              <w:tab w:val="right" w:leader="dot" w:pos="9350"/>
+            </w:tabs>
+            <w:spacing w:after="0" w:before="0" w:line="360" w:lineRule="auto"/>
+            <w:ind w:left="720" w:right="400"/>
+            <w:jc w:val="left"/>
+          </w:pPr>
+          <w:r>
+            <w:t xml:space="preserve">Actuación electroneumática en FluidSIM</w:t>
+          </w:r>
+          <w:r>
+            <w:tab/>
+          </w:r>
+          <w:r>
+            <w:t xml:space="preserve">23</w:t>
+          </w:r>
+        </w:p>
+        <w:p>
+          <w:pPr>
+            <w:tabs>
+              <w:tab w:val="right" w:leader="dot" w:pos="9350"/>
+            </w:tabs>
+            <w:spacing w:after="0" w:before="0" w:line="360" w:lineRule="auto"/>
+            <w:ind w:left="720" w:right="400"/>
+            <w:jc w:val="left"/>
+          </w:pPr>
+          <w:r>
+            <w:t xml:space="preserve">Interfaz HMI</w:t>
+          </w:r>
+          <w:r>
+            <w:tab/>
+          </w:r>
+          <w:r>
+            <w:t xml:space="preserve">23</w:t>
+          </w:r>
+        </w:p>
+        <w:p>
+          <w:pPr>
+            <w:tabs>
+              <w:tab w:val="right" w:leader="dot" w:pos="9350"/>
+            </w:tabs>
+            <w:spacing w:after="0" w:before="0" w:line="360" w:lineRule="auto"/>
+            <w:ind w:left="360" w:right="400"/>
+            <w:jc w:val="left"/>
+          </w:pPr>
+          <w:r>
+            <w:t xml:space="preserve">Perfiles térmicos y campaña de simulación</w:t>
+          </w:r>
+          <w:r>
+            <w:tab/>
+          </w:r>
+          <w:r>
+            <w:t xml:space="preserve">24</w:t>
+          </w:r>
+        </w:p>
+        <w:p>
+          <w:pPr>
+            <w:tabs>
+              <w:tab w:val="right" w:leader="dot" w:pos="9350"/>
+            </w:tabs>
+            <w:spacing w:after="0" w:before="0" w:line="360" w:lineRule="auto"/>
+            <w:ind w:left="720" w:right="400"/>
+            <w:jc w:val="left"/>
+          </w:pPr>
+          <w:r>
+            <w:t xml:space="preserve">Perfiles térmicos</w:t>
+          </w:r>
+          <w:r>
+            <w:tab/>
+          </w:r>
+          <w:r>
+            <w:t xml:space="preserve">24</w:t>
+          </w:r>
+        </w:p>
+        <w:p>
+          <w:pPr>
+            <w:tabs>
+              <w:tab w:val="right" w:leader="dot" w:pos="9350"/>
+            </w:tabs>
+            <w:spacing w:after="0" w:before="0" w:line="360" w:lineRule="auto"/>
+            <w:ind w:left="720" w:right="400"/>
+            <w:jc w:val="left"/>
+          </w:pPr>
+          <w:r>
+            <w:t xml:space="preserve">Protocolo y tamaño de muestra</w:t>
+          </w:r>
+          <w:r>
+            <w:tab/>
+          </w:r>
+          <w:r>
+            <w:t xml:space="preserve">25</w:t>
+          </w:r>
+        </w:p>
+        <w:p>
+          <w:pPr>
+            <w:tabs>
+              <w:tab w:val="right" w:leader="dot" w:pos="9350"/>
+            </w:tabs>
+            <w:spacing w:after="0" w:before="0" w:line="360" w:lineRule="auto"/>
+            <w:ind w:left="720" w:right="400"/>
+            <w:jc w:val="left"/>
+          </w:pPr>
+          <w:r>
+            <w:t xml:space="preserve">Resultados de la campaña</w:t>
+          </w:r>
+          <w:r>
+            <w:tab/>
+          </w:r>
+          <w:r>
+            <w:t xml:space="preserve">25</w:t>
+          </w:r>
+        </w:p>
+        <w:p>
+          <w:pPr>
+            <w:tabs>
+              <w:tab w:val="right" w:leader="dot" w:pos="9350"/>
+            </w:tabs>
+            <w:spacing w:after="0" w:before="0" w:line="360" w:lineRule="auto"/>
+            <w:ind w:left="0" w:right="400"/>
+            <w:jc w:val="left"/>
+          </w:pPr>
+          <w:r>
+            <w:t xml:space="preserve">Análisis económico</w:t>
+          </w:r>
+          <w:r>
+            <w:tab/>
+          </w:r>
+          <w:r>
+            <w:t xml:space="preserve">28</w:t>
+          </w:r>
+        </w:p>
+        <w:p>
+          <w:pPr>
+            <w:tabs>
+              <w:tab w:val="right" w:leader="dot" w:pos="9350"/>
+            </w:tabs>
+            <w:spacing w:after="0" w:before="0" w:line="360" w:lineRule="auto"/>
+            <w:ind w:left="0" w:right="400"/>
+            <w:jc w:val="left"/>
+          </w:pPr>
+          <w:r>
+            <w:t xml:space="preserve">Conclusiones y recomendaciones</w:t>
+          </w:r>
+          <w:r>
+            <w:tab/>
+          </w:r>
+          <w:r>
+            <w:t xml:space="preserve">31</w:t>
+          </w:r>
+        </w:p>
+        <w:p>
+          <w:pPr>
+            <w:tabs>
+              <w:tab w:val="right" w:leader="dot" w:pos="9350"/>
+            </w:tabs>
+            <w:spacing w:after="0" w:before="0" w:line="360" w:lineRule="auto"/>
+            <w:ind w:left="360" w:right="400"/>
+            <w:jc w:val="left"/>
+          </w:pPr>
+          <w:r>
+            <w:t xml:space="preserve">Conclusiones</w:t>
+          </w:r>
+          <w:r>
+            <w:tab/>
+          </w:r>
+          <w:r>
+            <w:t xml:space="preserve">31</w:t>
+          </w:r>
+        </w:p>
+        <w:p>
+          <w:pPr>
+            <w:tabs>
+              <w:tab w:val="right" w:leader="dot" w:pos="9350"/>
+            </w:tabs>
+            <w:spacing w:after="0" w:before="0" w:line="360" w:lineRule="auto"/>
+            <w:ind w:left="360" w:right="400"/>
+            <w:jc w:val="left"/>
+          </w:pPr>
+          <w:r>
+            <w:t xml:space="preserve">Limitaciones</w:t>
+          </w:r>
+          <w:r>
+            <w:tab/>
+          </w:r>
+          <w:r>
+            <w:t xml:space="preserve">32</w:t>
+          </w:r>
+        </w:p>
+        <w:p>
+          <w:pPr>
+            <w:tabs>
+              <w:tab w:val="right" w:leader="dot" w:pos="9350"/>
+            </w:tabs>
+            <w:spacing w:after="0" w:before="0" w:line="360" w:lineRule="auto"/>
+            <w:ind w:left="360" w:right="400"/>
+            <w:jc w:val="left"/>
+          </w:pPr>
+          <w:r>
+            <w:t xml:space="preserve">Recomendaciones y trabajo futuro</w:t>
+          </w:r>
+          <w:r>
+            <w:tab/>
+          </w:r>
+          <w:r>
+            <w:t xml:space="preserve">32</w:t>
+          </w:r>
+        </w:p>
+        <w:p>
+          <w:pPr>
+            <w:tabs>
+              <w:tab w:val="right" w:leader="dot" w:pos="9350"/>
+            </w:tabs>
+            <w:spacing w:after="0" w:before="0" w:line="360" w:lineRule="auto"/>
+            <w:ind w:left="0" w:right="400"/>
+            <w:jc w:val="left"/>
+          </w:pPr>
+          <w:r>
+            <w:t xml:space="preserve">Referencias</w:t>
+          </w:r>
+          <w:r>
+            <w:tab/>
+          </w:r>
+          <w:r>
+            <w:t xml:space="preserve">33</w:t>
+          </w:r>
+        </w:p>
+        <w:p>
+          <w:pPr>
+            <w:tabs>
+              <w:tab w:val="right" w:leader="dot" w:pos="9350"/>
+            </w:tabs>
+            <w:spacing w:after="0" w:before="0" w:line="360" w:lineRule="auto"/>
+            <w:ind w:left="0" w:right="400"/>
+            <w:jc w:val="left"/>
+          </w:pPr>
+          <w:r>
+            <w:t xml:space="preserve">Anexos</w:t>
+          </w:r>
+          <w:r>
+            <w:tab/>
+          </w:r>
+          <w:r>
+            <w:t xml:space="preserve">39</w:t>
+          </w:r>
+        </w:p>
+        <w:p>
+          <w:pPr>
+            <w:tabs>
+              <w:tab w:val="right" w:leader="dot" w:pos="9350"/>
+            </w:tabs>
+            <w:spacing w:after="0" w:before="0" w:line="360" w:lineRule="auto"/>
+            <w:ind w:left="360" w:right="400"/>
+            <w:jc w:val="left"/>
+          </w:pPr>
+          <w:r>
+            <w:t xml:space="preserve">Anexo A. Repositorio del proyecto y guía de uso</w:t>
+          </w:r>
+          <w:r>
+            <w:tab/>
+          </w:r>
+          <w:r>
+            <w:t xml:space="preserve">39</w:t>
+          </w:r>
+        </w:p>
+        <w:p>
+          <w:pPr>
+            <w:tabs>
+              <w:tab w:val="right" w:leader="dot" w:pos="9350"/>
+            </w:tabs>
+            <w:spacing w:after="0" w:before="0" w:line="360" w:lineRule="auto"/>
+            <w:ind w:left="360" w:right="400"/>
+            <w:jc w:val="left"/>
+          </w:pPr>
+          <w:r>
+            <w:t xml:space="preserve">Anexo B. Mapa de registros Modbus TCP</w:t>
+          </w:r>
+          <w:r>
+            <w:tab/>
+          </w:r>
+          <w:r>
+            <w:t xml:space="preserve">40</w:t>
+          </w:r>
+        </w:p>
+        <w:p>
+          <w:pPr>
+            <w:tabs>
+              <w:tab w:val="right" w:leader="dot" w:pos="9350"/>
+            </w:tabs>
+            <w:spacing w:after="0" w:before="0" w:line="360" w:lineRule="auto"/>
+            <w:ind w:left="360" w:right="400"/>
+            <w:jc w:val="left"/>
+          </w:pPr>
+          <w:r>
+            <w:t xml:space="preserve">Anexo C. Estados de la secuencia</w:t>
+          </w:r>
+          <w:r>
+            <w:tab/>
+          </w:r>
+          <w:r>
+            <w:t xml:space="preserve">41</w:t>
+          </w:r>
+        </w:p>
+        <w:p>
+          <w:pPr>
+            <w:tabs>
+              <w:tab w:val="right" w:leader="dot" w:pos="9350"/>
+            </w:tabs>
+            <w:spacing w:after="0" w:before="0" w:line="360" w:lineRule="auto"/>
+            <w:ind w:left="360" w:right="400"/>
+            <w:jc w:val="left"/>
+          </w:pPr>
+          <w:r>
+            <w:t xml:space="preserve">Anexo D. Señales intercambiadas con FluidSIM por OPC</w:t>
+          </w:r>
+          <w:r>
+            <w:tab/>
+          </w:r>
+          <w:r>
+            <w:t xml:space="preserve">41</w:t>
+          </w:r>
           <w:r>
             <w:fldChar w:fldCharType="end"/>
           </w:r>
@@ -503,13 +1240,218 @@
       </w:sdtPr>
       <w:sdtContent>
         <w:p>
+          <w:pPr>
+            <w:tabs>
+              <w:tab w:val="right" w:leader="dot" w:pos="9350"/>
+            </w:tabs>
+            <w:spacing w:after="0" w:before="0" w:line="360" w:lineRule="auto"/>
+            <w:ind w:left="0" w:right="400"/>
+            <w:jc w:val="left"/>
+          </w:pPr>
           <w:r>
             <w:fldChar w:fldCharType="begin" w:dirty="true"/>
             <w:instrText xml:space="preserve">TOC \h \t "TablaTitulo,1"</w:instrText>
             <w:fldChar w:fldCharType="separate"/>
           </w:r>
+          <w:r>
+            <w:t xml:space="preserve">Tabla 1 Criterios de éxito verificables y estado al 20 de octubre de 2026</w:t>
+          </w:r>
+          <w:r>
+            <w:tab/>
+          </w:r>
+          <w:r>
+            <w:t xml:space="preserve">12</w:t>
+          </w:r>
         </w:p>
         <w:p>
+          <w:pPr>
+            <w:tabs>
+              <w:tab w:val="right" w:leader="dot" w:pos="9350"/>
+            </w:tabs>
+            <w:spacing w:after="0" w:before="0" w:line="360" w:lineRule="auto"/>
+            <w:ind w:left="0" w:right="400"/>
+            <w:jc w:val="left"/>
+          </w:pPr>
+          <w:r>
+            <w:t xml:space="preserve">Tabla 2 Normas y decisión de diseño que condicionan</w:t>
+          </w:r>
+          <w:r>
+            <w:tab/>
+          </w:r>
+          <w:r>
+            <w:t xml:space="preserve">16</w:t>
+          </w:r>
+        </w:p>
+        <w:p>
+          <w:pPr>
+            <w:tabs>
+              <w:tab w:val="right" w:leader="dot" w:pos="9350"/>
+            </w:tabs>
+            <w:spacing w:after="0" w:before="0" w:line="360" w:lineRule="auto"/>
+            <w:ind w:left="0" w:right="400"/>
+            <w:jc w:val="left"/>
+          </w:pPr>
+          <w:r>
+            <w:t xml:space="preserve">Tabla 3 Validación del modelo contra datos independientes</w:t>
+          </w:r>
+          <w:r>
+            <w:tab/>
+          </w:r>
+          <w:r>
+            <w:t xml:space="preserve">20</w:t>
+          </w:r>
+        </w:p>
+        <w:p>
+          <w:pPr>
+            <w:tabs>
+              <w:tab w:val="right" w:leader="dot" w:pos="9350"/>
+            </w:tabs>
+            <w:spacing w:after="0" w:before="0" w:line="360" w:lineRule="auto"/>
+            <w:ind w:left="0" w:right="400"/>
+            <w:jc w:val="left"/>
+          </w:pPr>
+          <w:r>
+            <w:t xml:space="preserve">Tabla 4 Diseño de los perfiles térmicos evaluados</w:t>
+          </w:r>
+          <w:r>
+            <w:tab/>
+          </w:r>
+          <w:r>
+            <w:t xml:space="preserve">24</w:t>
+          </w:r>
+        </w:p>
+        <w:p>
+          <w:pPr>
+            <w:tabs>
+              <w:tab w:val="right" w:leader="dot" w:pos="9350"/>
+            </w:tabs>
+            <w:spacing w:after="0" w:before="0" w:line="360" w:lineRule="auto"/>
+            <w:ind w:left="0" w:right="400"/>
+            <w:jc w:val="left"/>
+          </w:pPr>
+          <w:r>
+            <w:t xml:space="preserve">Tabla 5 Resultados de la campaña Monte Carlo (N = 150)</w:t>
+          </w:r>
+          <w:r>
+            <w:tab/>
+          </w:r>
+          <w:r>
+            <w:t xml:space="preserve">26</w:t>
+          </w:r>
+        </w:p>
+        <w:p>
+          <w:pPr>
+            <w:tabs>
+              <w:tab w:val="right" w:leader="dot" w:pos="9350"/>
+            </w:tabs>
+            <w:spacing w:after="0" w:before="0" w:line="360" w:lineRule="auto"/>
+            <w:ind w:left="0" w:right="400"/>
+            <w:jc w:val="left"/>
+          </w:pPr>
+          <w:r>
+            <w:t xml:space="preserve">Tabla 6 Inversión por grupo de componentes y escenario</w:t>
+          </w:r>
+          <w:r>
+            <w:tab/>
+          </w:r>
+          <w:r>
+            <w:t xml:space="preserve">28</w:t>
+          </w:r>
+        </w:p>
+        <w:p>
+          <w:pPr>
+            <w:tabs>
+              <w:tab w:val="right" w:leader="dot" w:pos="9350"/>
+            </w:tabs>
+            <w:spacing w:after="0" w:before="0" w:line="360" w:lineRule="auto"/>
+            <w:ind w:left="0" w:right="400"/>
+            <w:jc w:val="left"/>
+          </w:pPr>
+          <w:r>
+            <w:t xml:space="preserve">Tabla 7 Energía por lote y costo por kilogramo de café pergamino seco</w:t>
+          </w:r>
+          <w:r>
+            <w:tab/>
+          </w:r>
+          <w:r>
+            <w:t xml:space="preserve">29</w:t>
+          </w:r>
+        </w:p>
+        <w:p>
+          <w:pPr>
+            <w:tabs>
+              <w:tab w:val="right" w:leader="dot" w:pos="9350"/>
+            </w:tabs>
+            <w:spacing w:after="0" w:before="0" w:line="360" w:lineRule="auto"/>
+            <w:ind w:left="0" w:right="400"/>
+            <w:jc w:val="left"/>
+          </w:pPr>
+          <w:r>
+            <w:t xml:space="preserve">Tabla A1 Estructura del repositorio del proyecto</w:t>
+          </w:r>
+          <w:r>
+            <w:tab/>
+          </w:r>
+          <w:r>
+            <w:t xml:space="preserve">39</w:t>
+          </w:r>
+        </w:p>
+        <w:p>
+          <w:pPr>
+            <w:tabs>
+              <w:tab w:val="right" w:leader="dot" w:pos="9350"/>
+            </w:tabs>
+            <w:spacing w:after="0" w:before="0" w:line="360" w:lineRule="auto"/>
+            <w:ind w:left="0" w:right="400"/>
+            <w:jc w:val="left"/>
+          </w:pPr>
+          <w:r>
+            <w:t xml:space="preserve">Tabla B1 Variables y mapa de registros Modbus TCP implementado</w:t>
+          </w:r>
+          <w:r>
+            <w:tab/>
+          </w:r>
+          <w:r>
+            <w:t xml:space="preserve">40</w:t>
+          </w:r>
+        </w:p>
+        <w:p>
+          <w:pPr>
+            <w:tabs>
+              <w:tab w:val="right" w:leader="dot" w:pos="9350"/>
+            </w:tabs>
+            <w:spacing w:after="0" w:before="0" w:line="360" w:lineRule="auto"/>
+            <w:ind w:left="0" w:right="400"/>
+            <w:jc w:val="left"/>
+          </w:pPr>
+          <w:r>
+            <w:t xml:space="preserve">Tabla C1 Estados de la secuencia del secador y semáforo</w:t>
+          </w:r>
+          <w:r>
+            <w:tab/>
+          </w:r>
+          <w:r>
+            <w:t xml:space="preserve">41</w:t>
+          </w:r>
+        </w:p>
+        <w:p>
+          <w:pPr>
+            <w:tabs>
+              <w:tab w:val="right" w:leader="dot" w:pos="9350"/>
+            </w:tabs>
+            <w:spacing w:after="0" w:before="0" w:line="360" w:lineRule="auto"/>
+            <w:ind w:left="0" w:right="400"/>
+            <w:jc w:val="left"/>
+          </w:pPr>
+          <w:r>
+            <w:t xml:space="preserve">Tabla D1 Señales entre FluidSIM y CODESYS (un byte por sentido)</w:t>
+          </w:r>
+          <w:r>
+            <w:tab/>
+          </w:r>
+          <w:r>
+            <w:t xml:space="preserve">41</w:t>
+          </w:r>
           <w:r>
             <w:fldChar w:fldCharType="end"/>
           </w:r>
@@ -542,13 +1484,66 @@
       </w:sdtPr>
       <w:sdtContent>
         <w:p>
+          <w:pPr>
+            <w:tabs>
+              <w:tab w:val="right" w:leader="dot" w:pos="9350"/>
+            </w:tabs>
+            <w:spacing w:after="0" w:before="0" w:line="360" w:lineRule="auto"/>
+            <w:ind w:left="0" w:right="400"/>
+            <w:jc w:val="left"/>
+          </w:pPr>
           <w:r>
             <w:fldChar w:fldCharType="begin" w:dirty="true"/>
             <w:instrText xml:space="preserve">TOC \h \t "FiguraTitulo,1"</w:instrText>
             <w:fldChar w:fldCharType="separate"/>
           </w:r>
+          <w:r>
+            <w:t xml:space="preserve">Figura 1 Arquitectura implementada y flujo de información del sistema de supervisión</w:t>
+          </w:r>
+          <w:r>
+            <w:tab/>
+          </w:r>
+          <w:r>
+            <w:t xml:space="preserve">21</w:t>
+          </w:r>
         </w:p>
         <w:p>
+          <w:pPr>
+            <w:tabs>
+              <w:tab w:val="right" w:leader="dot" w:pos="9350"/>
+            </w:tabs>
+            <w:spacing w:after="0" w:before="0" w:line="360" w:lineRule="auto"/>
+            <w:ind w:left="0" w:right="400"/>
+            <w:jc w:val="left"/>
+          </w:pPr>
+          <w:r>
+            <w:t xml:space="preserve">Figura 2 Circuito electroneumático de la compuerta de inversión y de la bandeja en FluidSIM</w:t>
+          </w:r>
+          <w:r>
+            <w:tab/>
+          </w:r>
+          <w:r>
+            <w:t xml:space="preserve">23</w:t>
+          </w:r>
+        </w:p>
+        <w:p>
+          <w:pPr>
+            <w:tabs>
+              <w:tab w:val="right" w:leader="dot" w:pos="9350"/>
+            </w:tabs>
+            <w:spacing w:after="0" w:before="0" w:line="360" w:lineRule="auto"/>
+            <w:ind w:left="0" w:right="400"/>
+            <w:jc w:val="left"/>
+          </w:pPr>
+          <w:r>
+            <w:t xml:space="preserve">Figura 3 HMI del secador en ejecución</w:t>
+          </w:r>
+          <w:r>
+            <w:tab/>
+          </w:r>
+          <w:r>
+            <w:t xml:space="preserve">24</w:t>
+          </w:r>
           <w:r>
             <w:fldChar w:fldCharType="end"/>
           </w:r>
@@ -1113,7 +2108,7 @@
           <w:iCs/>
         </w:rPr>
         <w:br/>
-        <w:t xml:space="preserve">Criterios de éxito verificables y estado al 19 de octubre de 2026</w:t>
+        <w:t xml:space="preserve">Criterios de éxito verificables y estado al 20 de octubre de 2026</w:t>
       </w:r>
     </w:p>
     <w:tbl>
